--- a/Semestre2/tecpro/pdf/resposta_atividade_poo.docx
+++ b/Semestre2/tecpro/pdf/resposta_atividade_poo.docx
@@ -8,10 +8,9 @@
       </w:pPr>
       <w:r>
         <w:rPr>
-          <w:rFonts w:ascii="Arial" w:hAnsi="Arial"/>
           <w:b/>
           <w:color w:val="1F4E79"/>
-          <w:sz w:val="40"/>
+          <w:sz w:val="36"/>
         </w:rPr>
         <w:t>Atividade Prática: Conceitos de POO e Boas Práticas</w:t>
       </w:r>
@@ -23,10 +22,10 @@
       <w:r>
         <w:rPr>
           <w:i/>
-          <w:color w:val="555555"/>
+          <w:color w:val="595959"/>
           <w:sz w:val="20"/>
         </w:rPr>
-        <w:t>Disciplina: Técnicas de Programação I | Instituição: Fatec Indaiatuba — Curso DSM</w:t>
+        <w:t>Disciplina: Técnicas de Programação I | Instituição: Fatec Indaiatuba (Curso DSM)</w:t>
         <w:br/>
         <w:t>Aluno: Ryan Dias da Silva | Data: Agosto de 2026</w:t>
       </w:r>
@@ -34,34 +33,42 @@
     <w:p/>
     <w:p>
       <w:pPr>
-        <w:pStyle w:val="Heading1"/>
+        <w:spacing w:before="280" w:after="120"/>
       </w:pPr>
       <w:r>
         <w:rPr>
+          <w:b/>
           <w:color w:val="1F4E79"/>
+          <w:sz w:val="28"/>
         </w:rPr>
         <w:t>Cenário Escolhido: Mini Sistema de Batalha Pokémon (Jogador vs. CPU)</w:t>
       </w:r>
     </w:p>
     <w:p>
       <w:pPr>
-        <w:pStyle w:val="Heading2"/>
+        <w:spacing w:before="200" w:after="80"/>
       </w:pPr>
       <w:r>
         <w:rPr>
+          <w:b/>
           <w:color w:val="2E75B6"/>
+          <w:sz w:val="24"/>
         </w:rPr>
         <w:t>Descrição Geral do Cenário</w:t>
       </w:r>
     </w:p>
     <w:p>
+      <w:pPr>
+        <w:spacing w:after="80" w:line="276" w:lineRule="auto"/>
+      </w:pPr>
       <w:r>
-        <w:t>O sistema gerencia uma batalha Pokémon por turnos entre o Jogador e a CPU:</w:t>
+        <w:t>O sistema gerencia uma batalha Pokémon interativa por turnos entre o Jogador e a CPU:</w:t>
       </w:r>
     </w:p>
     <w:p>
       <w:pPr>
         <w:pStyle w:val="ListBullet"/>
+        <w:spacing w:after="60" w:line="276" w:lineRule="auto"/>
       </w:pPr>
       <w:r>
         <w:rPr>
@@ -70,12 +77,13 @@
         <w:t xml:space="preserve">Seleção de Pokémon: </w:t>
       </w:r>
       <w:r>
-        <w:t>O jogador escolhe 1 entre 3 opções de Pokémon disponíveis: Cloyster (Tipo Água), Onix (Tipo Pedra) ou Pidgeot (Tipo Voador). A CPU seleciona aleatoriamente 1 entre outras 3 opções: Wailmer (Tipo Água), Rayquaza (Tipo Dragão) ou Linoone (Tipo Normal).</w:t>
+        <w:t>O jogador batalha utilizando Squirtle (Tipo Água) contra o Pokémon da CPU, Charmander (Tipo Fogo).</w:t>
       </w:r>
     </w:p>
     <w:p>
       <w:pPr>
         <w:pStyle w:val="ListBullet"/>
+        <w:spacing w:after="60" w:line="276" w:lineRule="auto"/>
       </w:pPr>
       <w:r>
         <w:rPr>
@@ -84,26 +92,13 @@
         <w:t xml:space="preserve">Ações de Turno: </w:t>
       </w:r>
       <w:r>
-        <w:t>Em cada turno, o treinador pode escolher entre Atacar (selecionando 1 de 4 golpes disponíveis) ou Usar Item do inventário (composto por 5 Poções de +20 HP e 5 Curas de Status).</w:t>
+        <w:t>Em cada turno, os Pokémons utilizam seus ataques para causar dano, ou utilizam itens como a Poção de Vida para recuperar pontos de vida. A batalha avança passo a passo conforme o usuário pressiona a tecla Enter.</w:t>
       </w:r>
     </w:p>
     <w:p>
       <w:pPr>
         <w:pStyle w:val="ListBullet"/>
-      </w:pPr>
-      <w:r>
-        <w:rPr>
-          <w:b/>
-        </w:rPr>
-        <w:t xml:space="preserve">Lógica de Combate da CPU: </w:t>
-      </w:r>
-      <w:r>
-        <w:t>A CPU executa sua jogada através de uma lógica de tomada de decisão inteligente (verificando seu HP percentual para usar poção apenas quando necessário e checando alteração de status antes de usar item de cura, evitando desperdício).</w:t>
-      </w:r>
-    </w:p>
-    <w:p>
-      <w:pPr>
-        <w:pStyle w:val="ListBullet"/>
+        <w:spacing w:after="60" w:line="276" w:lineRule="auto"/>
       </w:pPr>
       <w:r>
         <w:rPr>
@@ -112,34 +107,47 @@
         <w:t xml:space="preserve">Fim de Batalha: </w:t>
       </w:r>
       <w:r>
-        <w:t>A partida encerra quando o HP de um dos Pokémon atinge 0.</w:t>
+        <w:t>A partida encerra automaticamente quando o HP de um dos Pokémon atinge 0, declarando o vencedor.</w:t>
       </w:r>
     </w:p>
     <w:p>
       <w:pPr>
-        <w:pStyle w:val="Heading1"/>
+        <w:spacing w:before="280" w:after="120"/>
       </w:pPr>
       <w:r>
         <w:rPr>
+          <w:b/>
           <w:color w:val="1F4E79"/>
+          <w:sz w:val="28"/>
         </w:rPr>
         <w:t>Parte 1: Identificação de Conceitos de POO</w:t>
       </w:r>
     </w:p>
     <w:p>
       <w:pPr>
-        <w:pStyle w:val="Heading2"/>
+        <w:spacing w:before="200" w:after="80"/>
       </w:pPr>
       <w:r>
         <w:rPr>
+          <w:b/>
           <w:color w:val="2E75B6"/>
+          <w:sz w:val="24"/>
         </w:rPr>
         <w:t>1. Quais seriam as Classes deste sistema?</w:t>
       </w:r>
     </w:p>
     <w:p>
       <w:pPr>
+        <w:spacing w:after="80" w:line="276" w:lineRule="auto"/>
+      </w:pPr>
+      <w:r>
+        <w:t>As classes representam os 'moldes' ou 'plantas' das entidades do sistema:</w:t>
+      </w:r>
+    </w:p>
+    <w:p>
+      <w:pPr>
         <w:pStyle w:val="ListBullet"/>
+        <w:spacing w:after="60" w:line="276" w:lineRule="auto"/>
       </w:pPr>
       <w:r>
         <w:rPr>
@@ -148,26 +156,28 @@
         <w:t xml:space="preserve">Pokemon (Classe Base): </w:t>
       </w:r>
       <w:r>
-        <w:t>Define a estrutura e o comportamento genérico de qualquer Pokémon (nome, tipo, hp_maximo, hp, status, ataques, receber_dano(), restaurar_hp(), atacar()).</w:t>
+        <w:t>Define a estrutura e os comportamentos genéricos de qualquer Pokémon (nome, tipo, _hp_maximo, _hp, ataque, receber_dano(), curar_hp(), atacar()).</w:t>
       </w:r>
     </w:p>
     <w:p>
       <w:pPr>
         <w:pStyle w:val="ListBullet"/>
+        <w:spacing w:after="60" w:line="276" w:lineRule="auto"/>
       </w:pPr>
       <w:r>
         <w:rPr>
           <w:b/>
         </w:rPr>
-        <w:t xml:space="preserve">Subclasses Elementais (PokemonAgua, PokemonPedra, PokemonVoador, PokemonDragao, PokemonNormal): </w:t>
+        <w:t xml:space="preserve">PokemonAgua e PokemonFogo (Subclasses Elementais): </w:t>
       </w:r>
       <w:r>
-        <w:t>Classes especializadas que herdam da classe Pokemon representando os tipos elementais específicos dos Pokémon.</w:t>
+        <w:t>Classes especializadas que herdam da classe Pokemon e definem automaticamente o tipo elemental correspondente.</w:t>
       </w:r>
     </w:p>
     <w:p>
       <w:pPr>
         <w:pStyle w:val="ListBullet"/>
+        <w:spacing w:after="60" w:line="276" w:lineRule="auto"/>
       </w:pPr>
       <w:r>
         <w:rPr>
@@ -176,26 +186,28 @@
         <w:t xml:space="preserve">Item (Classe Abstrata Base): </w:t>
       </w:r>
       <w:r>
-        <w:t>Define a estrutura genérica de qualquer item de batalha (nome, quantidade, aplicar_efeito()).</w:t>
+        <w:t>Define o contrato e a estrutura genérica de qualquer item (nome, aplicar_efeito()).</w:t>
       </w:r>
     </w:p>
     <w:p>
       <w:pPr>
         <w:pStyle w:val="ListBullet"/>
+        <w:spacing w:after="60" w:line="276" w:lineRule="auto"/>
       </w:pPr>
       <w:r>
         <w:rPr>
           <w:b/>
         </w:rPr>
-        <w:t xml:space="preserve">PocaoHP e CuraStatus (Classes Especializadas de Item): </w:t>
+        <w:t xml:space="preserve">Pocao (Subclasse de Item): </w:t>
       </w:r>
       <w:r>
-        <w:t>Subclasses que herdam de Item e implementam os efeitos concretos de recuperação de vida e remoção de alterações de status.</w:t>
+        <w:t>Subclasse especializada que herda de Item e implementa a ação concreta de recuperação de vida (HP).</w:t>
       </w:r>
     </w:p>
     <w:p>
       <w:pPr>
         <w:pStyle w:val="ListBullet"/>
+        <w:spacing w:after="60" w:line="276" w:lineRule="auto"/>
       </w:pPr>
       <w:r>
         <w:rPr>
@@ -209,370 +221,686 @@
     </w:p>
     <w:p>
       <w:pPr>
-        <w:pStyle w:val="ListBullet"/>
+        <w:spacing w:after="80" w:line="276" w:lineRule="auto"/>
+      </w:pPr>
+      <w:r>
+        <w:t>Exemplo de Código (Classes em Python):</w:t>
+      </w:r>
+    </w:p>
+    <w:tbl>
+      <w:tblPr>
+        <w:tblW w:type="auto" w:w="0"/>
+        <w:jc w:val="center"/>
+        <w:tblLook w:firstColumn="1" w:firstRow="1" w:lastColumn="0" w:lastRow="0" w:noHBand="0" w:noVBand="1" w:val="04A0"/>
+      </w:tblPr>
+      <w:tblGrid>
+        <w:gridCol w:w="9360"/>
+      </w:tblGrid>
+      <w:tr>
+        <w:tc>
+          <w:tcPr>
+            <w:tcW w:type="dxa" w:w="9360"/>
+            <w:shd w:val="clear" w:color="auto" w:fill="F2F2F2"/>
+          </w:tcPr>
+          <w:p>
+            <w:pPr>
+              <w:spacing w:before="80" w:after="80" w:line="264" w:lineRule="auto"/>
+            </w:pPr>
+            <w:r>
+              <w:rPr>
+                <w:rFonts w:ascii="Consolas" w:hAnsi="Consolas"/>
+                <w:color w:val="24292E"/>
+                <w:sz w:val="19"/>
+              </w:rPr>
+              <w:t># Classe Base (Pokemon) em pokemon.py</w:t>
+              <w:br/>
+              <w:t>class Pokemon:</w:t>
+              <w:br/>
+              <w:t xml:space="preserve">    def __init__(self, nome: str, tipo: str, hp_maximo: int, ataque: Ataque):</w:t>
+              <w:br/>
+              <w:t xml:space="preserve">        self.nome = nome</w:t>
+              <w:br/>
+              <w:t xml:space="preserve">        self.tipo = tipo</w:t>
+              <w:br/>
+              <w:t xml:space="preserve">        self.ataque = ataque</w:t>
+              <w:br/>
+              <w:t xml:space="preserve">        self._hp_maximo = hp_maximo</w:t>
+              <w:br/>
+              <w:t xml:space="preserve">        self._hp = hp_maximo</w:t>
+              <w:br/>
+              <w:br/>
+              <w:t># Subclasse (PokemonAgua) em pokemon_agua.py</w:t>
+              <w:br/>
+              <w:t>class PokemonAgua(Pokemon):</w:t>
+              <w:br/>
+              <w:t xml:space="preserve">    def __init__(self, nome: str, hp_maximo: int, ataque: Ataque):</w:t>
+              <w:br/>
+              <w:t xml:space="preserve">        super().__init__(nome, "Água", hp_maximo, ataque)</w:t>
+            </w:r>
+          </w:p>
+        </w:tc>
+      </w:tr>
+    </w:tbl>
+    <w:p/>
+    <w:p>
+      <w:pPr>
+        <w:spacing w:before="200" w:after="80"/>
       </w:pPr>
       <w:r>
         <w:rPr>
           <w:b/>
-        </w:rPr>
-        <w:t xml:space="preserve">GerenciadorBatalha: </w:t>
-      </w:r>
-      <w:r>
-        <w:t>Classe responsável por controlar o fluxo de turnos, os inventários dos treinadores e a lógica de decisão da CPU.</w:t>
-      </w:r>
-    </w:p>
-    <w:p>
-      <w:pPr>
-        <w:pStyle w:val="Heading2"/>
-      </w:pPr>
-      <w:r>
-        <w:rPr>
           <w:color w:val="2E75B6"/>
+          <w:sz w:val="24"/>
         </w:rPr>
         <w:t>2. Identifique os Objetos citados no texto do cenário.</w:t>
       </w:r>
     </w:p>
     <w:p>
       <w:pPr>
+        <w:spacing w:after="80" w:line="276" w:lineRule="auto"/>
+      </w:pPr>
+      <w:r>
+        <w:t>Os objetos são as instâncias concretas criadas a partir das classes durante a execução do programa:</w:t>
+      </w:r>
+    </w:p>
+    <w:p>
+      <w:pPr>
         <w:pStyle w:val="ListBullet"/>
+        <w:spacing w:after="60" w:line="276" w:lineRule="auto"/>
       </w:pPr>
       <w:r>
         <w:rPr>
           <w:b/>
         </w:rPr>
-        <w:t xml:space="preserve">Opções de Objetos do Jogador: </w:t>
+        <w:t xml:space="preserve">squirtle: </w:t>
       </w:r>
       <w:r>
-        <w:t>cloyster_jogador (PokemonAgua), onix_jogador (PokemonPedra), pidgeot_jogador (PokemonVoador).</w:t>
+        <w:t>Instância concreta da classe PokemonAgua (HP: 100).</w:t>
       </w:r>
     </w:p>
     <w:p>
       <w:pPr>
         <w:pStyle w:val="ListBullet"/>
+        <w:spacing w:after="60" w:line="276" w:lineRule="auto"/>
       </w:pPr>
       <w:r>
         <w:rPr>
           <w:b/>
         </w:rPr>
-        <w:t xml:space="preserve">Opções de Objetos da CPU: </w:t>
+        <w:t xml:space="preserve">charmander: </w:t>
       </w:r>
       <w:r>
-        <w:t>wailmer_cpu (PokemonAgua), rayquaza_cpu (PokemonDragao), linoone_cpu (PokemonNormal).</w:t>
+        <w:t>Instância concreta da classe PokemonFogo (HP: 80).</w:t>
       </w:r>
     </w:p>
     <w:p>
       <w:pPr>
         <w:pStyle w:val="ListBullet"/>
+        <w:spacing w:after="60" w:line="276" w:lineRule="auto"/>
       </w:pPr>
       <w:r>
         <w:rPr>
           <w:b/>
         </w:rPr>
-        <w:t xml:space="preserve">Objetos de Itens: </w:t>
+        <w:t xml:space="preserve">pocao: </w:t>
       </w:r>
       <w:r>
-        <w:t>pocao_vida (PocaoHP, recupera +20 HP), cura_status (CuraStatus, cura alterações de status).</w:t>
+        <w:t>Instância concreta da classe Pocao (Recupera +30 HP).</w:t>
       </w:r>
     </w:p>
     <w:p>
       <w:pPr>
         <w:pStyle w:val="ListBullet"/>
+        <w:spacing w:after="60" w:line="276" w:lineRule="auto"/>
       </w:pPr>
       <w:r>
         <w:rPr>
           <w:b/>
         </w:rPr>
-        <w:t xml:space="preserve">Objetos de Ataque: </w:t>
+        <w:t xml:space="preserve">Jato d'Água: </w:t>
       </w:r>
       <w:r>
-        <w:t>ray_de_gelo, tumba_de_pedra, vento_ventania, ascensao_do_dragao (Instâncias de Ataque).</w:t>
+        <w:t>Instância da classe Ataque (Poder: 40, Tipo: Água).</w:t>
       </w:r>
     </w:p>
     <w:p>
       <w:pPr>
-        <w:pStyle w:val="Heading2"/>
+        <w:pStyle w:val="ListBullet"/>
+        <w:spacing w:after="60" w:line="276" w:lineRule="auto"/>
       </w:pPr>
       <w:r>
         <w:rPr>
+          <w:b/>
+        </w:rPr>
+        <w:t xml:space="preserve">Lança-Chamas: </w:t>
+      </w:r>
+      <w:r>
+        <w:t>Instância da classe Ataque (Poder: 25, Tipo: Fogo).</w:t>
+      </w:r>
+    </w:p>
+    <w:p>
+      <w:pPr>
+        <w:spacing w:after="80" w:line="276" w:lineRule="auto"/>
+      </w:pPr>
+      <w:r>
+        <w:t>Exemplo de Código (Instanciação de Objetos em batalhaPkmn.py):</w:t>
+      </w:r>
+    </w:p>
+    <w:tbl>
+      <w:tblPr>
+        <w:tblW w:type="auto" w:w="0"/>
+        <w:jc w:val="center"/>
+        <w:tblLook w:firstColumn="1" w:firstRow="1" w:lastColumn="0" w:lastRow="0" w:noHBand="0" w:noVBand="1" w:val="04A0"/>
+      </w:tblPr>
+      <w:tblGrid>
+        <w:gridCol w:w="9360"/>
+      </w:tblGrid>
+      <w:tr>
+        <w:tc>
+          <w:tcPr>
+            <w:tcW w:type="dxa" w:w="9360"/>
+            <w:shd w:val="clear" w:color="auto" w:fill="F2F2F2"/>
+          </w:tcPr>
+          <w:p>
+            <w:pPr>
+              <w:spacing w:before="80" w:after="80" w:line="264" w:lineRule="auto"/>
+            </w:pPr>
+            <w:r>
+              <w:rPr>
+                <w:rFonts w:ascii="Consolas" w:hAnsi="Consolas"/>
+                <w:color w:val="24292E"/>
+                <w:sz w:val="19"/>
+              </w:rPr>
+              <w:t># Criando instâncias reais de objetos para a batalha</w:t>
+              <w:br/>
+              <w:t>squirtle = PokemonAgua("Squirtle", 100, Ataque("Jato d'Água", 40, "Água"))</w:t>
+              <w:br/>
+              <w:t>charmander = PokemonFogo("Charmander", 80, Ataque("Lança-Chamas", 25, "Fogo"))</w:t>
+              <w:br/>
+              <w:t>pocao = Pocao(cura=30)</w:t>
+            </w:r>
+          </w:p>
+        </w:tc>
+      </w:tr>
+    </w:tbl>
+    <w:p/>
+    <w:p>
+      <w:pPr>
+        <w:spacing w:before="200" w:after="80"/>
+      </w:pPr>
+      <w:r>
+        <w:rPr>
+          <w:b/>
           <w:color w:val="2E75B6"/>
+          <w:sz w:val="24"/>
         </w:rPr>
         <w:t>3. Onde está ocorrendo a Herança?</w:t>
       </w:r>
     </w:p>
     <w:p>
+      <w:pPr>
+        <w:spacing w:after="80" w:line="276" w:lineRule="auto"/>
+      </w:pPr>
       <w:r>
-        <w:t>A Herança ocorre em duas hierarquias distintas no sistema:</w:t>
+        <w:t>A Herança ocorre quando uma classe filha reutiliza e estende código de uma classe pai:</w:t>
       </w:r>
     </w:p>
     <w:p>
       <w:pPr>
         <w:pStyle w:val="ListBullet"/>
+        <w:spacing w:after="60" w:line="276" w:lineRule="auto"/>
       </w:pPr>
       <w:r>
         <w:rPr>
           <w:b/>
         </w:rPr>
-        <w:t xml:space="preserve">Hierarquia de Pokémon: </w:t>
+        <w:t xml:space="preserve">1. Hierarquia de Pokémon: </w:t>
       </w:r>
       <w:r>
-        <w:t>PokemonAgua, PokemonPedra, PokemonVoador, PokemonDragao e PokemonNormal herdam da classe pai Pokemon. Elas reaproveitam todos os atributos (_hp, _status, etc.) e métodos (receber_dano(), atacar()) da classe pai, definindo automaticamente o tipo elemental correspondente.</w:t>
+        <w:t>PokemonAgua e PokemonFogo herdam da classe pai Pokemon, reutilizando o construtor e métodos (receber_dano(), curar_hp(), atacar()).</w:t>
       </w:r>
     </w:p>
     <w:p>
       <w:pPr>
         <w:pStyle w:val="ListBullet"/>
+        <w:spacing w:after="60" w:line="276" w:lineRule="auto"/>
       </w:pPr>
       <w:r>
         <w:rPr>
           <w:b/>
         </w:rPr>
-        <w:t xml:space="preserve">Hierarquia de Itens: </w:t>
+        <w:t xml:space="preserve">2. Hierarquia de Itens: </w:t>
       </w:r>
       <w:r>
-        <w:t>PocaoHP e CuraStatus herdam da classe abstrata pai Item. Elas reaproveitam a estrutura base de nome e quantidade (_nome, _quantidade), especializando a ação através do método aplicar_efeito().</w:t>
+        <w:t>A classe Pocao herda da classe abstrata pai Item, reaproveitando a propriedade nome e especializando a ação no método aplicar_efeito().</w:t>
       </w:r>
     </w:p>
     <w:p>
       <w:pPr>
-        <w:pStyle w:val="Heading2"/>
+        <w:spacing w:after="80" w:line="276" w:lineRule="auto"/>
+      </w:pPr>
+      <w:r>
+        <w:t>Exemplo de Código (Herança com super()):</w:t>
+      </w:r>
+    </w:p>
+    <w:tbl>
+      <w:tblPr>
+        <w:tblW w:type="auto" w:w="0"/>
+        <w:jc w:val="center"/>
+        <w:tblLook w:firstColumn="1" w:firstRow="1" w:lastColumn="0" w:lastRow="0" w:noHBand="0" w:noVBand="1" w:val="04A0"/>
+      </w:tblPr>
+      <w:tblGrid>
+        <w:gridCol w:w="9360"/>
+      </w:tblGrid>
+      <w:tr>
+        <w:tc>
+          <w:tcPr>
+            <w:tcW w:type="dxa" w:w="9360"/>
+            <w:shd w:val="clear" w:color="auto" w:fill="F2F2F2"/>
+          </w:tcPr>
+          <w:p>
+            <w:pPr>
+              <w:spacing w:before="80" w:after="80" w:line="264" w:lineRule="auto"/>
+            </w:pPr>
+            <w:r>
+              <w:rPr>
+                <w:rFonts w:ascii="Consolas" w:hAnsi="Consolas"/>
+                <w:color w:val="24292E"/>
+                <w:sz w:val="19"/>
+              </w:rPr>
+              <w:t># Herança na classe PokemonFogo (pokemon_fogo.py)</w:t>
+              <w:br/>
+              <w:t>class PokemonFogo(Pokemon):</w:t>
+              <w:br/>
+              <w:t xml:space="preserve">    def __init__(self, nome: str, hp_maximo: int, ataque: Ataque):</w:t>
+              <w:br/>
+              <w:t xml:space="preserve">        super().__init__(nome, "Fogo", hp_maximo, ataque) # Chama o construtor pai</w:t>
+              <w:br/>
+              <w:br/>
+              <w:t># Herança na classe Pocao (pocao.py)</w:t>
+              <w:br/>
+              <w:t>class Pocao(Item):</w:t>
+              <w:br/>
+              <w:t xml:space="preserve">    def __init__(self, cura: int = 20):</w:t>
+              <w:br/>
+              <w:t xml:space="preserve">        super().__init__("Poção de Vida") # Chama o construtor da classe base Item</w:t>
+              <w:br/>
+              <w:t xml:space="preserve">        self.cura = cura</w:t>
+            </w:r>
+          </w:p>
+        </w:tc>
+      </w:tr>
+    </w:tbl>
+    <w:p/>
+    <w:p>
+      <w:pPr>
+        <w:spacing w:before="200" w:after="80"/>
       </w:pPr>
       <w:r>
         <w:rPr>
+          <w:b/>
           <w:color w:val="2E75B6"/>
+          <w:sz w:val="24"/>
         </w:rPr>
         <w:t>4. Onde está ocorrendo o Polimorfismo?</w:t>
       </w:r>
     </w:p>
     <w:p>
+      <w:pPr>
+        <w:spacing w:after="80" w:line="276" w:lineRule="auto"/>
+      </w:pPr>
       <w:r>
-        <w:t>O Polimorfismo manifesta-se no método aplicar_efeito(pokemon) definido na classe abstrata Item:</w:t>
+        <w:t>O Polimorfismo ocorre quando o mesmo método possui comportamentos diferentes dependendo da classe que o executa:</w:t>
       </w:r>
     </w:p>
     <w:p>
       <w:pPr>
         <w:pStyle w:val="ListBullet"/>
+        <w:spacing w:after="60" w:line="276" w:lineRule="auto"/>
       </w:pPr>
       <w:r>
         <w:rPr>
           <w:b/>
         </w:rPr>
-        <w:t xml:space="preserve">Em PocaoHP: </w:t>
+        <w:t xml:space="preserve">Método Abstrato: </w:t>
       </w:r>
       <w:r>
-        <w:t>A implementação recupera +20 pontos de HP do Pokémon (respeitando a trava do HP máximo).</w:t>
+        <w:t>A classe abstrata Item declara a assinatura do método @abstractmethod def aplicar_efeito(self, pokemon: Pokemon).</w:t>
       </w:r>
     </w:p>
     <w:p>
       <w:pPr>
         <w:pStyle w:val="ListBullet"/>
+        <w:spacing w:after="60" w:line="276" w:lineRule="auto"/>
       </w:pPr>
       <w:r>
         <w:rPr>
           <w:b/>
         </w:rPr>
-        <w:t xml:space="preserve">Em CuraStatus: </w:t>
+        <w:t xml:space="preserve">Implementação Polimórfica: </w:t>
       </w:r>
       <w:r>
-        <w:t>A implementação limpa a alteração de status do Pokémon, restaurando-o para 'Normal'.</w:t>
-      </w:r>
-    </w:p>
-    <w:p>
-      <w:r>
-        <w:rPr>
-          <w:i/>
-        </w:rPr>
-        <w:t>Conclusão: Mesmo método com a mesma assinatura (aplicar_efeito), gerando comportamentos totalmente diferentes dependendo do tipo do objeto executado.</w:t>
+        <w:t>A subclasse Pocao sobrescreve o método implementando o efeito específico de curar o HP do Pokémon. Ao chamar pocao.aplicar_efeito(charmander), o comportamento disparado é a lógica de cura da Pocao.</w:t>
       </w:r>
     </w:p>
     <w:p>
       <w:pPr>
-        <w:pStyle w:val="Heading2"/>
+        <w:spacing w:after="80" w:line="276" w:lineRule="auto"/>
+      </w:pPr>
+      <w:r>
+        <w:t>Exemplo de Código (Polimorfismo):</w:t>
+      </w:r>
+    </w:p>
+    <w:tbl>
+      <w:tblPr>
+        <w:tblW w:type="auto" w:w="0"/>
+        <w:jc w:val="center"/>
+        <w:tblLook w:firstColumn="1" w:firstRow="1" w:lastColumn="0" w:lastRow="0" w:noHBand="0" w:noVBand="1" w:val="04A0"/>
+      </w:tblPr>
+      <w:tblGrid>
+        <w:gridCol w:w="9360"/>
+      </w:tblGrid>
+      <w:tr>
+        <w:tc>
+          <w:tcPr>
+            <w:tcW w:type="dxa" w:w="9360"/>
+            <w:shd w:val="clear" w:color="auto" w:fill="F2F2F2"/>
+          </w:tcPr>
+          <w:p>
+            <w:pPr>
+              <w:spacing w:before="80" w:after="80" w:line="264" w:lineRule="auto"/>
+            </w:pPr>
+            <w:r>
+              <w:rPr>
+                <w:rFonts w:ascii="Consolas" w:hAnsi="Consolas"/>
+                <w:color w:val="24292E"/>
+                <w:sz w:val="19"/>
+              </w:rPr>
+              <w:t># Contrato Abstrato na classe pai (item.py)</w:t>
+              <w:br/>
+              <w:t>class Item(ABC):</w:t>
+              <w:br/>
+              <w:t xml:space="preserve">    @abstractmethod</w:t>
+              <w:br/>
+              <w:t xml:space="preserve">    def aplicar_efeito(self, pokemon: Pokemon) -&gt; str:</w:t>
+              <w:br/>
+              <w:t xml:space="preserve">        pass</w:t>
+              <w:br/>
+              <w:br/>
+              <w:t># Implementação Polimórfica na classe filha (pocao.py)</w:t>
+              <w:br/>
+              <w:t>class Pocao(Item):</w:t>
+              <w:br/>
+              <w:t xml:space="preserve">    def aplicar_efeito(self, pokemon: Pokemon) -&gt; str:</w:t>
+              <w:br/>
+              <w:t xml:space="preserve">        recuperado = pokemon.curar_hp(self.cura)</w:t>
+              <w:br/>
+              <w:t xml:space="preserve">        return f"[ITEM] {self.nome} usada em {pokemon.nome}! Recuperou {recuperado} HP."</w:t>
+            </w:r>
+          </w:p>
+        </w:tc>
+      </w:tr>
+    </w:tbl>
+    <w:p/>
+    <w:p>
+      <w:pPr>
+        <w:spacing w:before="200" w:after="80"/>
       </w:pPr>
       <w:r>
         <w:rPr>
+          <w:b/>
           <w:color w:val="2E75B6"/>
+          <w:sz w:val="24"/>
         </w:rPr>
         <w:t>5. Como o Encapsulamento foi aplicado neste cenário?</w:t>
       </w:r>
     </w:p>
     <w:p>
+      <w:pPr>
+        <w:spacing w:after="80" w:line="276" w:lineRule="auto"/>
+      </w:pPr>
       <w:r>
-        <w:t>O Encapsulamento foi aplicado através da proteção rigorosa dos dados internos dos Pokémon e dos Itens:</w:t>
+        <w:t>O Encapsulamento protege os dados internos dos objetos contra acesso direto indevido:</w:t>
       </w:r>
     </w:p>
     <w:p>
       <w:pPr>
         <w:pStyle w:val="ListBullet"/>
+        <w:spacing w:after="60" w:line="276" w:lineRule="auto"/>
       </w:pPr>
       <w:r>
         <w:rPr>
           <w:b/>
         </w:rPr>
-        <w:t xml:space="preserve">Proteção de Atributos: </w:t>
+        <w:t xml:space="preserve">1. Atributos Protegidos: </w:t>
       </w:r>
       <w:r>
-        <w:t>Os atributos críticos _hp, _hp_maximo e _status são marcados como protegidos (_). A leitura externa dos dados é feita através de propriedades/getters seguros (@property def hp, @property def status).</w:t>
+        <w:t>Os atributos _hp e _hp_maximo possuem um underline (_), indicando que são protegidos.</w:t>
       </w:r>
     </w:p>
     <w:p>
       <w:pPr>
         <w:pStyle w:val="ListBullet"/>
+        <w:spacing w:after="60" w:line="276" w:lineRule="auto"/>
       </w:pPr>
       <w:r>
         <w:rPr>
           <w:b/>
         </w:rPr>
-        <w:t xml:space="preserve">Trava de Regras de Negócio em Métodos Validadores: </w:t>
+        <w:t xml:space="preserve">2. Property (Getter): </w:t>
       </w:r>
       <w:r>
-        <w:t>receber_dano(quantidade) utiliza a lógica dano_real = min(self._hp, quantidade), impedindo que o HP fique negativo (menor que 0). restaurar_hp(quantidade) garante que o HP recuperado nunca ultrapasse o valor definido em _hp_maximo.</w:t>
+        <w:t>O método @property def hp permite consultar a vida atual com segurança, sem permitir alteração direta.</w:t>
       </w:r>
     </w:p>
     <w:p>
       <w:pPr>
         <w:pStyle w:val="ListBullet"/>
+        <w:spacing w:after="60" w:line="276" w:lineRule="auto"/>
       </w:pPr>
       <w:r>
         <w:rPr>
           <w:b/>
         </w:rPr>
-        <w:t xml:space="preserve">Controle de Integridade: </w:t>
+        <w:t xml:space="preserve">3. Métodos Validadores: </w:t>
       </w:r>
       <w:r>
-        <w:t>Nenhuma classe externa consegue forçar um valor inválido de vida ou alterar o status sem passar pelas validações internas do próprio objeto.</w:t>
+        <w:t>receber_dano() impede que o HP fique abaixo de 0; curar_hp() garante que o HP nunca ultrapasse _hp_maximo.</w:t>
       </w:r>
     </w:p>
     <w:p>
       <w:pPr>
-        <w:pStyle w:val="Heading1"/>
+        <w:spacing w:after="80" w:line="276" w:lineRule="auto"/>
+      </w:pPr>
+      <w:r>
+        <w:t>Exemplo de Código (Encapsulamento em pokemon.py):</w:t>
+      </w:r>
+    </w:p>
+    <w:tbl>
+      <w:tblPr>
+        <w:tblW w:type="auto" w:w="0"/>
+        <w:jc w:val="center"/>
+        <w:tblLook w:firstColumn="1" w:firstRow="1" w:lastColumn="0" w:lastRow="0" w:noHBand="0" w:noVBand="1" w:val="04A0"/>
+      </w:tblPr>
+      <w:tblGrid>
+        <w:gridCol w:w="9360"/>
+      </w:tblGrid>
+      <w:tr>
+        <w:tc>
+          <w:tcPr>
+            <w:tcW w:type="dxa" w:w="9360"/>
+            <w:shd w:val="clear" w:color="auto" w:fill="F2F2F2"/>
+          </w:tcPr>
+          <w:p>
+            <w:pPr>
+              <w:spacing w:before="80" w:after="80" w:line="264" w:lineRule="auto"/>
+            </w:pPr>
+            <w:r>
+              <w:rPr>
+                <w:rFonts w:ascii="Consolas" w:hAnsi="Consolas"/>
+                <w:color w:val="24292E"/>
+                <w:sz w:val="19"/>
+              </w:rPr>
+              <w:t>class Pokemon:</w:t>
+              <w:br/>
+              <w:t xml:space="preserve">    def __init__(self, nome: str, tipo: str, hp_maximo: int, ataque: Ataque):</w:t>
+              <w:br/>
+              <w:t xml:space="preserve">        self._hp_maximo = hp_maximo</w:t>
+              <w:br/>
+              <w:t xml:space="preserve">        self._hp = hp_maximo  # Atributo protegido</w:t>
+              <w:br/>
+              <w:br/>
+              <w:t xml:space="preserve">    @property</w:t>
+              <w:br/>
+              <w:t xml:space="preserve">    def hp(self) -&gt; int:</w:t>
+              <w:br/>
+              <w:t xml:space="preserve">        return self._hp  # Leitura segura (Getter)</w:t>
+              <w:br/>
+              <w:br/>
+              <w:t xml:space="preserve">    def curar_hp(self, quantidade: int) -&gt; int:</w:t>
+              <w:br/>
+              <w:t xml:space="preserve">        hp_antigo = self._hp</w:t>
+              <w:br/>
+              <w:t xml:space="preserve">        # Validação: Garante que não ultrapassa o HP máximo</w:t>
+              <w:br/>
+              <w:t xml:space="preserve">        self._hp = min(self._hp_maximo, self._hp + quantidade)</w:t>
+              <w:br/>
+              <w:t xml:space="preserve">        return self._hp - hp_antigo</w:t>
+            </w:r>
+          </w:p>
+        </w:tc>
+      </w:tr>
+    </w:tbl>
+    <w:p/>
+    <w:p>
+      <w:pPr>
+        <w:spacing w:before="280" w:after="120"/>
       </w:pPr>
       <w:r>
         <w:rPr>
+          <w:b/>
           <w:color w:val="1F4E79"/>
+          <w:sz w:val="28"/>
         </w:rPr>
-        <w:t>Parte 2: Boas Práticas de Programação (Implementação em Código)</w:t>
+        <w:t>Parte 2: Boas Práticas de Programação (Estrutura do Projeto)</w:t>
       </w:r>
     </w:p>
     <w:p>
+      <w:pPr>
+        <w:spacing w:after="80" w:line="276" w:lineRule="auto"/>
+      </w:pPr>
       <w:r>
-        <w:t>A solução foi estruturada de forma limpa e modularizada na linguagem Python, separando as responsabilidades em arquivos individuais:</w:t>
+        <w:t>A solução foi estruturada de forma limpa, didática e modularizada na linguagem Python, mantendo 1 classe por arquivo:</w:t>
       </w:r>
     </w:p>
     <w:p>
       <w:pPr>
         <w:pStyle w:val="ListBullet"/>
+        <w:spacing w:after="60" w:line="276" w:lineRule="auto"/>
       </w:pPr>
       <w:r>
         <w:rPr>
           <w:b/>
         </w:rPr>
-        <w:t xml:space="preserve">item.py: </w:t>
+        <w:t xml:space="preserve">ataque.py — </w:t>
       </w:r>
       <w:r>
-        <w:t>Classe abstrata base Item</w:t>
+        <w:t>Classe Ataque (nome, poder, tipo)</w:t>
       </w:r>
     </w:p>
     <w:p>
       <w:pPr>
         <w:pStyle w:val="ListBullet"/>
+        <w:spacing w:after="60" w:line="276" w:lineRule="auto"/>
       </w:pPr>
       <w:r>
         <w:rPr>
           <w:b/>
         </w:rPr>
-        <w:t xml:space="preserve">pocao_hp.py: </w:t>
+        <w:t xml:space="preserve">pokemon.py — </w:t>
       </w:r>
       <w:r>
-        <w:t>Subclasse PocaoHP (Polimorfismo)</w:t>
+        <w:t>Classe base Pokemon (Encapsulamento de _hp)</w:t>
       </w:r>
     </w:p>
     <w:p>
       <w:pPr>
         <w:pStyle w:val="ListBullet"/>
+        <w:spacing w:after="60" w:line="276" w:lineRule="auto"/>
       </w:pPr>
       <w:r>
         <w:rPr>
           <w:b/>
         </w:rPr>
-        <w:t xml:space="preserve">cura_status.py: </w:t>
+        <w:t xml:space="preserve">pokemon_agua.py — </w:t>
       </w:r>
       <w:r>
-        <w:t>Subclasse CuraStatus (Polimorfismo)</w:t>
+        <w:t>Subclasse PokemonAgua (Herança)</w:t>
       </w:r>
     </w:p>
     <w:p>
       <w:pPr>
         <w:pStyle w:val="ListBullet"/>
+        <w:spacing w:after="60" w:line="276" w:lineRule="auto"/>
       </w:pPr>
       <w:r>
         <w:rPr>
           <w:b/>
         </w:rPr>
-        <w:t xml:space="preserve">ataque.py: </w:t>
+        <w:t xml:space="preserve">pokemon_fogo.py — </w:t>
       </w:r>
       <w:r>
-        <w:t>Classe Ataque</w:t>
+        <w:t>Subclasse PokemonFogo (Herança)</w:t>
       </w:r>
     </w:p>
     <w:p>
       <w:pPr>
         <w:pStyle w:val="ListBullet"/>
+        <w:spacing w:after="60" w:line="276" w:lineRule="auto"/>
       </w:pPr>
       <w:r>
         <w:rPr>
           <w:b/>
         </w:rPr>
-        <w:t xml:space="preserve">pokemon.py: </w:t>
+        <w:t xml:space="preserve">item.py — </w:t>
       </w:r>
       <w:r>
-        <w:t>Classe base Pokemon (Encapsulamento de HP e status)</w:t>
+        <w:t>Classe abstrata base Item (Abstração com ABC)</w:t>
       </w:r>
     </w:p>
     <w:p>
       <w:pPr>
         <w:pStyle w:val="ListBullet"/>
+        <w:spacing w:after="60" w:line="276" w:lineRule="auto"/>
       </w:pPr>
       <w:r>
         <w:rPr>
           <w:b/>
         </w:rPr>
-        <w:t xml:space="preserve">pokemon_agua.py, pokemon_pedra.py, pokemon_voador.py, pokemon_dragao.py, pokemon_normal.py: </w:t>
+        <w:t xml:space="preserve">pocao.py — </w:t>
       </w:r>
       <w:r>
-        <w:t>Subclasses de Pokémon (Herança)</w:t>
+        <w:t>Subclasse Pocao (Herança + Polimorfismo)</w:t>
       </w:r>
     </w:p>
     <w:p>
       <w:pPr>
         <w:pStyle w:val="ListBullet"/>
+        <w:spacing w:after="60" w:line="276" w:lineRule="auto"/>
       </w:pPr>
       <w:r>
         <w:rPr>
           <w:b/>
         </w:rPr>
-        <w:t xml:space="preserve">gerenciador_batalha.py: </w:t>
+        <w:t xml:space="preserve">batalhaPkmn.py — </w:t>
       </w:r>
       <w:r>
-        <w:t>Controle de fluxo e Lógica de Decisão da CPU</w:t>
-      </w:r>
-    </w:p>
-    <w:p>
-      <w:pPr>
-        <w:pStyle w:val="ListBullet"/>
-      </w:pPr>
-      <w:r>
-        <w:rPr>
-          <w:b/>
-        </w:rPr>
-        <w:t xml:space="preserve">batalhaPkmn.py: </w:t>
-      </w:r>
-      <w:r>
-        <w:t>Script demonstrativo de execução no terminal</w:t>
+        <w:t>Módulo de execução interativa da batalha por turnos</w:t>
       </w:r>
     </w:p>
     <w:sectPr>
       <w:pgSz w:w="12240" w:h="15840"/>
-      <w:pgMar w:top="1440" w:right="1800" w:bottom="1440" w:left="1800" w:header="720" w:footer="720" w:gutter="0"/>
+      <w:pgMar w:top="1440" w:right="1440" w:bottom="1440" w:left="1440" w:header="720" w:footer="720" w:gutter="0"/>
       <w:cols w:space="720"/>
       <w:docGrid w:linePitch="360"/>
     </w:sectPr>
@@ -944,7 +1272,7 @@
     <w:qFormat/>
     <w:rsid w:val="00FC693F"/>
     <w:rPr>
-      <w:rFonts w:ascii="Arial" w:hAnsi="Arial"/>
+      <w:rFonts w:ascii="Calibri" w:hAnsi="Calibri"/>
       <w:color w:val="333333"/>
       <w:sz w:val="22"/>
     </w:rPr>
